--- a/en/discovery-articles/4.11 mRNA Vaccines.docx
+++ b/en/discovery-articles/4.11 mRNA Vaccines.docx
@@ -258,7 +258,7 @@
           <w:i w:val="0"/>
           <w:sz w:val="22"/>
         </w:rPr>
-        <w:t>mRNA vaccines prove that information — a nucleotide sequence — can be a pharmaceutical. They link immunology, the structure of viral proteins, and lipid chemistry. Adverse-event monitoring at population scale is itself a scientific system. The platform shortens the path from pathogen sequence to candidate shot. It is programmable protection grounded in the central dogma of molecular biology.</w:t>
+        <w:t>mRNA vaccines prove that information — a nucleotide sequence — can be a pharmaceutical. They link immunology, the structure of viral proteins, and lipid chemistry. Adverse-event monitoring at population scale is itself a scientific system. The platform shortens the path from pathogen sequence to candidate shot. It is programmable protection grounded in the usual flow of biological information: DNA is copied into RNA, and RNA guides the making of protein.</w:t>
       </w:r>
     </w:p>
     <w:p>

--- a/en/discovery-articles/4.11 mRNA Vaccines.docx
+++ b/en/discovery-articles/4.11 mRNA Vaccines.docx
@@ -346,7 +346,7 @@
           <w:color w:val="004E8C"/>
           <w:sz w:val="24"/>
         </w:rPr>
-        <w:t>A. Books and major scholarly works</w:t>
+        <w:t>Books and major scholarly works</w:t>
       </w:r>
     </w:p>
     <w:p>
@@ -385,7 +385,7 @@
           <w:color w:val="004E8C"/>
           <w:sz w:val="24"/>
         </w:rPr>
-        <w:t>C. Institutional and encyclopedic sources</w:t>
+        <w:t>Institutional and encyclopedic sources</w:t>
       </w:r>
     </w:p>
     <w:p>
@@ -499,7 +499,7 @@
           <w:color w:val="004E8C"/>
           <w:sz w:val="24"/>
         </w:rPr>
-        <w:t>J. Press, popular science, and general reference</w:t>
+        <w:t>Press, popular science, and general reference</w:t>
       </w:r>
     </w:p>
     <w:p>
